--- a/klagomålsmail/A 45663-2024 FSC-klagomål mail.docx
+++ b/klagomålsmail/A 45663-2024 FSC-klagomål mail.docx
@@ -11,7 +11,7 @@
     </w:p>
     <w:p>
       <w:r>
-        <w:t>Vi vill informera om att det i avverkningsanmälan A 45663-2024 i Umeå kommun har hittats 14 naturvårdsarter varav 11 är rödlistade.</w:t>
+        <w:t>Vi vill informera om att det i avverkningsanmälan A 45663-2024 i Umeå kommun har hittats 19 naturvårdsarter varav 16 är rödlistade.</w:t>
       </w:r>
     </w:p>
     <w:p>

--- a/klagomålsmail/A 45663-2024 FSC-klagomål mail.docx
+++ b/klagomålsmail/A 45663-2024 FSC-klagomål mail.docx
@@ -11,7 +11,7 @@
     </w:p>
     <w:p>
       <w:r>
-        <w:t>Vi vill informera om att det i avverkningsanmälan A 45663-2024 i Umeå kommun har hittats 25 naturvårdsarter varav 19 är rödlistade.</w:t>
+        <w:t>Vi vill informera om att det i avverkningsanmälan A 45663-2024 i Umeå kommun har hittats 26 naturvårdsarter varav 20 är rödlistade.</w:t>
       </w:r>
     </w:p>
     <w:p>

--- a/klagomålsmail/A 45663-2024 FSC-klagomål mail.docx
+++ b/klagomålsmail/A 45663-2024 FSC-klagomål mail.docx
@@ -11,7 +11,7 @@
     </w:p>
     <w:p>
       <w:r>
-        <w:t>Vi vill informera om att det i avverkningsanmälan A 45663-2024 i Umeå kommun har hittats 26 naturvårdsarter varav 20 är rödlistade.</w:t>
+        <w:t>Vi vill informera om att det i och inom 25 meter från avverkningsanmälan A 45663-2024 i Umeå kommun har hittats 37 naturvårdsarter varav 25 är rödlistade.</w:t>
       </w:r>
     </w:p>
     <w:p>

--- a/klagomålsmail/A 45663-2024 FSC-klagomål mail.docx
+++ b/klagomålsmail/A 45663-2024 FSC-klagomål mail.docx
@@ -11,7 +11,7 @@
     </w:p>
     <w:p>
       <w:r>
-        <w:t>Vi vill informera om att det i och inom 25 meter från avverkningsanmälan A 45663-2024 i Umeå kommun har hittats 37 naturvårdsarter varav 25 är rödlistade.</w:t>
+        <w:t>Vi vill informera om att det i och inom 25 meter från avverkningsanmälan A 45663-2024 i Umeå kommun har hittats 40 naturvårdsarter varav 26 är rödlistade.</w:t>
       </w:r>
     </w:p>
     <w:p>
